--- a/Spring_Interview/Synchronous_vs_Asynchronous.docx
+++ b/Spring_Interview/Synchronous_vs_Asynchronous.docx
@@ -3,8 +3,13 @@
 <w:document xmlns:wpc="http://schemas.microsoft.com/office/word/2010/wordprocessingCanvas" xmlns:cx="http://schemas.microsoft.com/office/drawing/2014/chartex" xmlns:cx1="http://schemas.microsoft.com/office/drawing/2015/9/8/chartex" xmlns:cx2="http://schemas.microsoft.com/office/drawing/2015/10/21/chartex" xmlns:cx3="http://schemas.microsoft.com/office/drawing/2016/5/9/chartex" xmlns:cx4="http://schemas.microsoft.com/office/drawing/2016/5/10/chartex" xmlns:cx5="http://schemas.microsoft.com/office/drawing/2016/5/11/chartex" xmlns:cx6="http://schemas.microsoft.com/office/drawing/2016/5/12/chartex" xmlns:cx7="http://schemas.microsoft.com/office/drawing/2016/5/13/chartex" xmlns:cx8="http://schemas.microsoft.com/office/drawing/2016/5/14/chartex" xmlns:mc="http://schemas.openxmlformats.org/markup-compatibility/2006" xmlns:aink="http://schemas.microsoft.com/office/drawing/2016/ink" xmlns:am3d="http://schemas.microsoft.com/office/drawing/2017/model3d" xmlns:o="urn:schemas-microsoft-com:office:office" xmlns:oel="http://schemas.microsoft.com/office/2019/extlst" xmlns:r="http://schemas.openxmlformats.org/officeDocument/2006/relationships" xmlns:m="http://schemas.openxmlformats.org/officeDocument/2006/math" xmlns:v="urn:schemas-microsoft-com:vml" xmlns:wp14="http://schemas.microsoft.com/office/word/2010/wordprocessingDrawing" xmlns:wp="http://schemas.openxmlformats.org/drawingml/2006/wordprocessingDrawing" xmlns:w10="urn:schemas-microsoft-com:office:word" xmlns:w="http://schemas.openxmlformats.org/wordprocessingml/2006/main" xmlns:w14="http://schemas.microsoft.com/office/word/2010/wordml" xmlns:w15="http://schemas.microsoft.com/office/word/2012/wordml" xmlns:w16cex="http://schemas.microsoft.com/office/word/2018/wordml/cex" xmlns:w16cid="http://schemas.microsoft.com/office/word/2016/wordml/cid" xmlns:w16="http://schemas.microsoft.com/office/word/2018/wordml" xmlns:w16du="http://schemas.microsoft.com/office/word/2023/wordml/word16du" xmlns:w16sdtdh="http://schemas.microsoft.com/office/word/2020/wordml/sdtdatahash" xmlns:w16sdtfl="http://schemas.microsoft.com/office/word/2024/wordml/sdtformatlock" xmlns:w16se="http://schemas.microsoft.com/office/word/2015/wordml/symex" xmlns:wpg="http://schemas.microsoft.com/office/word/2010/wordprocessingGroup" xmlns:wpi="http://schemas.microsoft.com/office/word/2010/wordprocessingInk" xmlns:wne="http://schemas.microsoft.com/office/word/2006/wordml" xmlns:wps="http://schemas.microsoft.com/office/word/2010/wordprocessingShape" mc:Ignorable="w14 w15 w16se w16cid w16 w16cex w16sdtdh w16sdtfl w16du wp14">
   <w:body>
     <w:p>
-      <w:r>
-        <w:t xml:space="preserve">Microservice ? </w:t>
+      <w:proofErr w:type="gramStart"/>
+      <w:r>
+        <w:t>Microservice ?</w:t>
+      </w:r>
+      <w:proofErr w:type="gramEnd"/>
+      <w:r>
+        <w:t xml:space="preserve"> </w:t>
       </w:r>
     </w:p>
     <w:p/>
@@ -27,8 +32,13 @@
     </w:p>
     <w:p/>
     <w:p>
-      <w:r>
-        <w:t>( diagram )</w:t>
+      <w:proofErr w:type="gramStart"/>
+      <w:r>
+        <w:t>( diagram</w:t>
+      </w:r>
+      <w:proofErr w:type="gramEnd"/>
+      <w:r>
+        <w:t xml:space="preserve"> )</w:t>
       </w:r>
     </w:p>
     <w:p>
@@ -82,8 +92,13 @@
     </w:p>
     <w:p/>
     <w:p>
-      <w:r>
-        <w:t>( diagram )</w:t>
+      <w:proofErr w:type="gramStart"/>
+      <w:r>
+        <w:t>( diagram</w:t>
+      </w:r>
+      <w:proofErr w:type="gramEnd"/>
+      <w:r>
+        <w:t xml:space="preserve"> )</w:t>
       </w:r>
     </w:p>
     <w:p>
@@ -265,7 +280,15 @@
         </w:numPr>
       </w:pPr>
       <w:r>
-        <w:t>You can not move forward until you get response</w:t>
+        <w:t xml:space="preserve">You </w:t>
+      </w:r>
+      <w:proofErr w:type="spellStart"/>
+      <w:r>
+        <w:t>can not</w:t>
+      </w:r>
+      <w:proofErr w:type="spellEnd"/>
+      <w:r>
+        <w:t xml:space="preserve"> move forward until you get response</w:t>
       </w:r>
     </w:p>
     <w:p>
@@ -536,7 +559,15 @@
         <w:t xml:space="preserve"> </w:t>
       </w:r>
       <w:r>
-        <w:t>C does not immediately know that D is down</w:t>
+        <w:t xml:space="preserve">C does not immediately </w:t>
+      </w:r>
+      <w:proofErr w:type="spellStart"/>
+      <w:r>
+        <w:t>know</w:t>
+      </w:r>
+      <w:proofErr w:type="spellEnd"/>
+      <w:r>
+        <w:t xml:space="preserve"> that D is down</w:t>
       </w:r>
       <w:r>
         <w:t>, it will wait for a certain time before it gets to know that D is dead</w:t>
@@ -616,7 +647,15 @@
         </w:numPr>
       </w:pPr>
       <w:r>
-        <w:t>If D is down C will not even invoke it , because it knows that the circuit is broken and it does not have cascading failures.</w:t>
+        <w:t xml:space="preserve">If D is down C will not even invoke </w:t>
+      </w:r>
+      <w:proofErr w:type="gramStart"/>
+      <w:r>
+        <w:t>it ,</w:t>
+      </w:r>
+      <w:proofErr w:type="gramEnd"/>
+      <w:r>
+        <w:t xml:space="preserve"> because it knows that the circuit is broken and it does not have cascading failures.</w:t>
       </w:r>
     </w:p>
     <w:p/>
@@ -1067,7 +1106,15 @@
     </w:p>
     <w:p>
       <w:r>
-        <w:t xml:space="preserve">The messages are buffered in the broker and the consuming services will consume them when </w:t>
+        <w:t xml:space="preserve">The messages are buffered in the </w:t>
+      </w:r>
+      <w:proofErr w:type="gramStart"/>
+      <w:r>
+        <w:t>broker</w:t>
+      </w:r>
+      <w:proofErr w:type="gramEnd"/>
+      <w:r>
+        <w:t xml:space="preserve"> and the consuming services will consume them when </w:t>
       </w:r>
       <w:r>
         <w:t>they</w:t>
@@ -1145,7 +1192,23 @@
         <w:t>SQS,</w:t>
       </w:r>
       <w:r>
-        <w:t xml:space="preserve"> Kafka , Kinesis , Google Pub Sub</w:t>
+        <w:t xml:space="preserve"> </w:t>
+      </w:r>
+      <w:proofErr w:type="gramStart"/>
+      <w:r>
+        <w:t>Kafka ,</w:t>
+      </w:r>
+      <w:proofErr w:type="gramEnd"/>
+      <w:r>
+        <w:t xml:space="preserve"> </w:t>
+      </w:r>
+      <w:proofErr w:type="gramStart"/>
+      <w:r>
+        <w:t>Kinesis ,</w:t>
+      </w:r>
+      <w:proofErr w:type="gramEnd"/>
+      <w:r>
+        <w:t xml:space="preserve"> Google Pub Sub</w:t>
       </w:r>
     </w:p>
     <w:p/>
@@ -1558,7 +1621,15 @@
         </w:numPr>
       </w:pPr>
       <w:r>
-        <w:t>You cannot have a strongly consistent system with brokens and hence you have to be okay for the messages to be eventually consumed.</w:t>
+        <w:t xml:space="preserve">You cannot have a strongly consistent system with brokens and hence you </w:t>
+      </w:r>
+      <w:proofErr w:type="gramStart"/>
+      <w:r>
+        <w:t>have to</w:t>
+      </w:r>
+      <w:proofErr w:type="gramEnd"/>
+      <w:r>
+        <w:t xml:space="preserve"> be okay for the messages to be eventually consumed.</w:t>
       </w:r>
     </w:p>
     <w:p/>
@@ -1594,9 +1665,11 @@
       <w:r>
         <w:t xml:space="preserve">The message broker is the backbone of the </w:t>
       </w:r>
+      <w:proofErr w:type="gramStart"/>
       <w:r>
         <w:t>system,</w:t>
       </w:r>
+      <w:proofErr w:type="gramEnd"/>
       <w:r>
         <w:t xml:space="preserve"> hence we need to be super cautious about it.</w:t>
       </w:r>
@@ -1631,10 +1704,18 @@
         <w:t>down,</w:t>
       </w:r>
       <w:r>
-        <w:t xml:space="preserve"> you cannot do much about it</w:t>
-      </w:r>
-      <w:r>
-        <w:t xml:space="preserve"> , you will experience the data loss there.</w:t>
+        <w:t xml:space="preserve"> you cannot do much about </w:t>
+      </w:r>
+      <w:proofErr w:type="gramStart"/>
+      <w:r>
+        <w:t>it</w:t>
+      </w:r>
+      <w:r>
+        <w:t xml:space="preserve"> ,</w:t>
+      </w:r>
+      <w:proofErr w:type="gramEnd"/>
+      <w:r>
+        <w:t xml:space="preserve"> you will experience the data loss there.</w:t>
       </w:r>
     </w:p>
     <w:p>
@@ -1744,7 +1825,11 @@
         <w:t xml:space="preserve"> is an </w:t>
       </w:r>
       <w:r>
-        <w:t>exception)</w:t>
+        <w:t>exception</w:t>
+      </w:r>
+      <w:proofErr w:type="gramStart"/>
+      <w:r>
+        <w:t>)</w:t>
       </w:r>
       <w:r>
         <w:t xml:space="preserve"> </w:t>
@@ -1752,6 +1837,7 @@
       <w:r>
         <w:t>,</w:t>
       </w:r>
+      <w:proofErr w:type="gramEnd"/>
       <w:r>
         <w:t xml:space="preserve"> </w:t>
       </w:r>
@@ -1759,11 +1845,16 @@
         <w:t>Analysis,</w:t>
       </w:r>
       <w:r>
-        <w:t xml:space="preserve"> Reporting</w:t>
+        <w:t xml:space="preserve"> </w:t>
+      </w:r>
+      <w:proofErr w:type="gramStart"/>
+      <w:r>
+        <w:t>Reporting</w:t>
       </w:r>
       <w:r>
         <w:t xml:space="preserve"> ,</w:t>
       </w:r>
+      <w:proofErr w:type="gramEnd"/>
     </w:p>
     <w:p>
       <w:r>
@@ -3774,4 +3865,10 @@
     </a:ext>
   </a:extLst>
 </a:theme>
+</file>
+
+<file path=docMetadata/LabelInfo.xml><?xml version="1.0" encoding="utf-8"?>
+<clbl:labelList xmlns:clbl="http://schemas.microsoft.com/office/2020/mipLabelMetadata">
+  <clbl:label id="{6f6b1f18-f556-4b39-a158-6b6d47ff40df}" enabled="1" method="Standard" siteId="{f5d3bd9c-a8c2-4efc-9493-ddf2d4b42f17}" contentBits="0" removed="0"/>
+</clbl:labelList>
 </file>